--- a/docs/lista_louvores/Textos_Louvores/RENDEI GRAÇAS.docx
+++ b/docs/lista_louvores/Textos_Louvores/RENDEI GRAÇAS.docx
@@ -4,7 +4,7 @@
   <w:body>
     <w:p>
       <w:pPr>
-        <w:pStyle w:val="SemEspaamento"/>
+        <w:pStyle w:val="Ttulo1"/>
       </w:pPr>
       <w:r>
         <w:t>RENDEI GRAÇAS</w:t>
@@ -16,17 +16,20 @@
     <w:p>
       <w:pPr>
         <w:rPr>
+          <w:rFonts w:ascii="Times New Roman" w:hAnsi="Times New Roman"/>
           <w:bCs/>
         </w:rPr>
       </w:pPr>
       <w:r>
         <w:rPr>
+          <w:rFonts w:ascii="Times New Roman" w:hAnsi="Times New Roman"/>
           <w:bCs/>
         </w:rPr>
         <w:t>Rendei graças ao Senhor</w:t>
       </w:r>
       <w:r>
         <w:rPr>
+          <w:rFonts w:ascii="Times New Roman" w:hAnsi="Times New Roman"/>
           <w:bCs/>
         </w:rPr>
         <w:br/>
@@ -34,34 +37,54 @@
       </w:r>
       <w:r>
         <w:rPr>
+          <w:rFonts w:ascii="Times New Roman" w:hAnsi="Times New Roman"/>
           <w:bCs/>
         </w:rPr>
         <w:t xml:space="preserve"> </w:t>
       </w:r>
       <w:r>
         <w:rPr>
+          <w:rFonts w:ascii="Times New Roman" w:hAnsi="Times New Roman"/>
           <w:b/>
         </w:rPr>
         <w:t>[2 X]</w:t>
       </w:r>
     </w:p>
     <w:p>
-      <w:r>
+      <w:pPr>
+        <w:rPr>
+          <w:rFonts w:ascii="Times New Roman" w:hAnsi="Times New Roman"/>
+        </w:rPr>
+      </w:pPr>
+      <w:r>
+        <w:rPr>
+          <w:rFonts w:ascii="Times New Roman" w:hAnsi="Times New Roman"/>
+        </w:rPr>
         <w:t>Porque a sua misericórdia</w:t>
       </w:r>
       <w:r>
+        <w:rPr>
+          <w:rFonts w:ascii="Times New Roman" w:hAnsi="Times New Roman"/>
+        </w:rPr>
         <w:br/>
         <w:t>Dura para sempre</w:t>
       </w:r>
       <w:r>
+        <w:rPr>
+          <w:rFonts w:ascii="Times New Roman" w:hAnsi="Times New Roman"/>
+        </w:rPr>
         <w:br/>
         <w:t>Rendei graças ao Senhor</w:t>
       </w:r>
       <w:r>
+        <w:rPr>
+          <w:rFonts w:ascii="Times New Roman" w:hAnsi="Times New Roman"/>
+        </w:rPr>
         <w:t xml:space="preserve"> </w:t>
       </w:r>
       <w:r>
         <w:rPr>
+          <w:rFonts w:ascii="Times New Roman" w:hAnsi="Times New Roman"/>
           <w:b/>
           <w:bCs/>
         </w:rPr>
@@ -69,64 +92,107 @@
       </w:r>
     </w:p>
     <w:p>
-      <w:r>
+      <w:pPr>
+        <w:rPr>
+          <w:rFonts w:ascii="Times New Roman" w:hAnsi="Times New Roman"/>
+        </w:rPr>
+      </w:pPr>
+      <w:r>
+        <w:rPr>
+          <w:rFonts w:ascii="Times New Roman" w:hAnsi="Times New Roman"/>
+        </w:rPr>
         <w:t>Rendei graças ao Deus dos deuses</w:t>
       </w:r>
       <w:r>
+        <w:rPr>
+          <w:rFonts w:ascii="Times New Roman" w:hAnsi="Times New Roman"/>
+        </w:rPr>
         <w:br/>
         <w:t>Porque Ele é bom</w:t>
       </w:r>
       <w:r>
         <w:rPr>
+          <w:rFonts w:ascii="Times New Roman" w:hAnsi="Times New Roman"/>
           <w:bCs/>
         </w:rPr>
         <w:t xml:space="preserve"> </w:t>
       </w:r>
       <w:r>
         <w:rPr>
+          <w:rFonts w:ascii="Times New Roman" w:hAnsi="Times New Roman"/>
           <w:b/>
         </w:rPr>
         <w:t>[2 X]</w:t>
       </w:r>
     </w:p>
     <w:p>
-      <w:r>
+      <w:pPr>
+        <w:rPr>
+          <w:rFonts w:ascii="Times New Roman" w:hAnsi="Times New Roman"/>
+        </w:rPr>
+      </w:pPr>
+      <w:r>
+        <w:rPr>
+          <w:rFonts w:ascii="Times New Roman" w:hAnsi="Times New Roman"/>
+        </w:rPr>
         <w:t>Porque a sua misericórdia</w:t>
       </w:r>
       <w:r>
+        <w:rPr>
+          <w:rFonts w:ascii="Times New Roman" w:hAnsi="Times New Roman"/>
+        </w:rPr>
         <w:br/>
         <w:t>Dura para sempre</w:t>
       </w:r>
       <w:r>
+        <w:rPr>
+          <w:rFonts w:ascii="Times New Roman" w:hAnsi="Times New Roman"/>
+        </w:rPr>
         <w:br/>
         <w:t>Rendei graças ao Senhor</w:t>
       </w:r>
     </w:p>
     <w:p>
-      <w:r>
+      <w:pPr>
+        <w:rPr>
+          <w:rFonts w:ascii="Times New Roman" w:hAnsi="Times New Roman"/>
+        </w:rPr>
+      </w:pPr>
+      <w:r>
+        <w:rPr>
+          <w:rFonts w:ascii="Times New Roman" w:hAnsi="Times New Roman"/>
+        </w:rPr>
         <w:t>Porque a sua misericórdia</w:t>
       </w:r>
       <w:r>
+        <w:rPr>
+          <w:rFonts w:ascii="Times New Roman" w:hAnsi="Times New Roman"/>
+        </w:rPr>
         <w:br/>
         <w:t>Dura para sempre</w:t>
       </w:r>
     </w:p>
     <w:p>
-      <w:r>
-        <w:t>Rendei graças ao Senhor</w:t>
-      </w:r>
-      <w:r>
-        <w:t xml:space="preserve"> </w:t>
-      </w:r>
-      <w:r>
-        <w:rPr>
+      <w:pPr>
+        <w:rPr>
+          <w:rFonts w:ascii="Times New Roman" w:hAnsi="Times New Roman"/>
+        </w:rPr>
+      </w:pPr>
+      <w:r>
+        <w:rPr>
+          <w:rFonts w:ascii="Times New Roman" w:hAnsi="Times New Roman"/>
+        </w:rPr>
+        <w:t xml:space="preserve">Rendei graças ao Senhor </w:t>
+      </w:r>
+      <w:r>
+        <w:rPr>
+          <w:rFonts w:ascii="Times New Roman" w:hAnsi="Times New Roman"/>
           <w:b/>
           <w:bCs/>
         </w:rPr>
         <w:t>[3 X]</w:t>
       </w:r>
     </w:p>
-    <w:p/>
     <w:sectPr>
       <w:pgSz w:w="11906" w:h="16838"/>
       <w:pgMar w:top="1417" w:right="1701" w:bottom="1417" w:left="1701" w:header="708" w:footer="708" w:gutter="0"/>
@@ -791,6 +857,7 @@
   <w:style w:type="character" w:default="1" w:styleId="Fontepargpadro">
     <w:name w:val="Default Paragraph Font"/>
     <w:uiPriority w:val="1"/>
+    <w:semiHidden/>
     <w:unhideWhenUsed/>
   </w:style>
   <w:style w:type="table" w:default="1" w:styleId="Tabelanormal">
